--- a/Lab1_Submission/UseCase_Flow_Specification.docx
+++ b/Lab1_Submission/UseCase_Flow_Specification.docx
@@ -3,21 +3,45 @@
 <w:document xmlns:wpc="http://schemas.microsoft.com/office/word/2010/wordprocessingCanvas" xmlns:mo="http://schemas.microsoft.com/office/mac/office/2008/main" xmlns:mc="http://schemas.openxmlformats.org/markup-compatibility/2006" xmlns:mv="urn:schemas-microsoft-com:mac:vml" xmlns:o="urn:schemas-microsoft-com:office:office" xmlns:r="http://schemas.openxmlformats.org/officeDocument/2006/relationships" xmlns:m="http://schemas.openxmlformats.org/officeDocument/2006/math" xmlns:v="urn:schemas-microsoft-com:vml" xmlns:wp14="http://schemas.microsoft.com/office/word/2010/wordprocessingDrawing" xmlns:wp="http://schemas.openxmlformats.org/drawingml/2006/wordprocessingDrawing" xmlns:w10="urn:schemas-microsoft-com:office:word" xmlns:w="http://schemas.openxmlformats.org/wordprocessingml/2006/main" xmlns:w14="http://schemas.microsoft.com/office/word/2010/wordml" xmlns:wpg="http://schemas.microsoft.com/office/word/2010/wordprocessingGroup" xmlns:wpi="http://schemas.microsoft.com/office/word/2010/wordprocessingInk" xmlns:wne="http://schemas.microsoft.com/office/word/2006/wordml" xmlns:wps="http://schemas.microsoft.com/office/word/2010/wordprocessingShape" mc:Ignorable="w14 wp14">
   <w:body>
     <w:p>
+      <w:pPr>
+        <w:spacing w:after="40"/>
+      </w:pPr>
+      <w:r>
+        <w:t>Name: Diya R Gowda</w:t>
+      </w:r>
+    </w:p>
+    <w:p>
+      <w:pPr>
+        <w:spacing w:after="40"/>
+      </w:pPr>
+      <w:r>
+        <w:t>Section: "C"</w:t>
+      </w:r>
+    </w:p>
+    <w:p>
+      <w:pPr>
+        <w:spacing w:after="40"/>
+      </w:pPr>
+      <w:r>
+        <w:t>SRN: PES1UG24CS159</w:t>
+      </w:r>
+    </w:p>
+    <w:p>
       <w:r>
         <w:rPr>
           <w:b/>
         </w:rPr>
-        <w:t>PES University  |  Dept. of CSE</w:t>
+        <w:t>PES University, Department of Computer Science and Engineering</w:t>
       </w:r>
     </w:p>
     <w:p>
       <w:r>
-        <w:t>Software Engineering (UE24CS341A) - Semester 5, Section C</w:t>
+        <w:t>Software Engineering (UE24CS341A), Semester 5, Section C</w:t>
       </w:r>
     </w:p>
     <w:p>
       <w:r>
-        <w:t>Diya R Gowda  |  PES1UG24CS159  |  Problem Statement #31 - Multi-Vendor Artisan E-Commerce Marketplace</w:t>
+        <w:t>Problem Statement #31: Multi-Vendor Artisan E-Commerce Marketplace</w:t>
       </w:r>
     </w:p>
     <w:p>
@@ -285,7 +309,7 @@
     </w:p>
     <w:sectPr>
       <w:pgSz w:w="12240" w:h="15840"/>
-      <w:pgMar w:top="1134" w:right="1134" w:bottom="1134" w:left="1134" w:header="720" w:footer="720" w:gutter="0"/>
+      <w:pgMar w:top="1247" w:right="1247" w:bottom="1247" w:left="1247" w:header="720" w:footer="720" w:gutter="0"/>
       <w:cols w:space="720"/>
       <w:docGrid w:linePitch="360"/>
     </w:sectPr>
@@ -657,8 +681,9 @@
     <w:qFormat/>
     <w:rsid w:val="00FC693F"/>
     <w:rPr>
-      <w:rFonts w:ascii="Calibri" w:hAnsi="Calibri"/>
-      <w:sz w:val="22"/>
+      <w:rFonts w:ascii="Times New Roman" w:hAnsi="Times New Roman"/>
+      <w:color w:val="000000"/>
+      <w:sz w:val="24"/>
     </w:rPr>
   </w:style>
   <w:style w:type="paragraph" w:styleId="Header">
@@ -720,10 +745,10 @@
       <w:outlineLvl w:val="0"/>
     </w:pPr>
     <w:rPr>
-      <w:rFonts w:asciiTheme="majorHAnsi" w:eastAsiaTheme="majorEastAsia" w:hAnsiTheme="majorHAnsi" w:cstheme="majorBidi"/>
+      <w:rFonts w:asciiTheme="majorHAnsi" w:eastAsiaTheme="majorEastAsia" w:hAnsiTheme="majorHAnsi" w:cstheme="majorBidi" w:ascii="Times New Roman" w:hAnsi="Times New Roman"/>
       <w:b/>
       <w:bCs/>
-      <w:color w:val="365F91" w:themeColor="accent1" w:themeShade="BF"/>
+      <w:color w:val="000000"/>
       <w:sz w:val="28"/>
       <w:szCs w:val="28"/>
     </w:rPr>
@@ -744,11 +769,11 @@
       <w:outlineLvl w:val="1"/>
     </w:pPr>
     <w:rPr>
-      <w:rFonts w:asciiTheme="majorHAnsi" w:eastAsiaTheme="majorEastAsia" w:hAnsiTheme="majorHAnsi" w:cstheme="majorBidi"/>
+      <w:rFonts w:asciiTheme="majorHAnsi" w:eastAsiaTheme="majorEastAsia" w:hAnsiTheme="majorHAnsi" w:cstheme="majorBidi" w:ascii="Times New Roman" w:hAnsi="Times New Roman"/>
       <w:b/>
       <w:bCs/>
-      <w:color w:val="4F81BD" w:themeColor="accent1"/>
-      <w:sz w:val="26"/>
+      <w:color w:val="000000"/>
+      <w:sz w:val="24"/>
       <w:szCs w:val="26"/>
     </w:rPr>
   </w:style>
@@ -768,10 +793,11 @@
       <w:outlineLvl w:val="2"/>
     </w:pPr>
     <w:rPr>
-      <w:rFonts w:asciiTheme="majorHAnsi" w:eastAsiaTheme="majorEastAsia" w:hAnsiTheme="majorHAnsi" w:cstheme="majorBidi"/>
+      <w:rFonts w:asciiTheme="majorHAnsi" w:eastAsiaTheme="majorEastAsia" w:hAnsiTheme="majorHAnsi" w:cstheme="majorBidi" w:ascii="Times New Roman" w:hAnsi="Times New Roman"/>
       <w:b/>
       <w:bCs/>
-      <w:color w:val="4F81BD" w:themeColor="accent1"/>
+      <w:color w:val="000000"/>
+      <w:sz w:val="24"/>
     </w:rPr>
   </w:style>
   <w:style w:type="paragraph" w:styleId="Heading4">
